--- a/a7/packages/A7 Unit 3 - Exponents and Scientific Notation/Question Banks/A7 3.06  Question Bank.docx
+++ b/a7/packages/A7 Unit 3 - Exponents and Scientific Notation/Question Banks/A7 3.06  Question Bank.docx
@@ -42,7 +42,7 @@
                 <w:color w:val="6B6B6B"/>
                 <w:sz w:val="17"/>
               </w:rPr>
-              <w:t>Grade 7 Accelerated  ·  Unit 3  ·  Lesson 6–7</w:t>
+              <w:t>Grade 7 Accelerated  ·  Unit 3  ·  Lessons 6–7</w:t>
             </w:r>
           </w:p>
           <w:p>

--- a/a7/packages/A7 Unit 3 - Exponents and Scientific Notation/Question Banks/A7 3.06  Question Bank.docx
+++ b/a7/packages/A7 Unit 3 - Exponents and Scientific Notation/Question Banks/A7 3.06  Question Bank.docx
@@ -1926,7 +1926,7 @@
             <w:r>
               <w:drawing>
                 <wp:inline xmlns:a="http://schemas.openxmlformats.org/drawingml/2006/main" xmlns:pic="http://schemas.openxmlformats.org/drawingml/2006/picture">
-                  <wp:extent cx="457200" cy="146304"/>
+                  <wp:extent cx="271272" cy="216408"/>
                   <wp:docPr id="19" name="Picture 19"/>
                   <wp:cNvGraphicFramePr>
                     <a:graphicFrameLocks noChangeAspect="1"/>
@@ -1935,7 +1935,7 @@
                     <a:graphicData uri="http://schemas.openxmlformats.org/drawingml/2006/picture">
                       <pic:pic>
                         <pic:nvPicPr>
-                          <pic:cNvPr id="0" name="9847ffeec28a2f17.png"/>
+                          <pic:cNvPr id="0" name="5e81392e5c24ce45.png"/>
                           <pic:cNvPicPr/>
                         </pic:nvPicPr>
                         <pic:blipFill>
@@ -1947,7 +1947,7 @@
                         <pic:spPr>
                           <a:xfrm>
                             <a:off x="0" y="0"/>
-                            <a:ext cx="457200" cy="146304"/>
+                            <a:ext cx="271272" cy="216408"/>
                           </a:xfrm>
                           <a:prstGeom prst="rect"/>
                         </pic:spPr>
@@ -1985,7 +1985,7 @@
             <w:r>
               <w:drawing>
                 <wp:inline xmlns:a="http://schemas.openxmlformats.org/drawingml/2006/main" xmlns:pic="http://schemas.openxmlformats.org/drawingml/2006/picture">
-                  <wp:extent cx="271272" cy="216408"/>
+                  <wp:extent cx="131064" cy="143256"/>
                   <wp:docPr id="20" name="Picture 20"/>
                   <wp:cNvGraphicFramePr>
                     <a:graphicFrameLocks noChangeAspect="1"/>
@@ -1994,7 +1994,7 @@
                     <a:graphicData uri="http://schemas.openxmlformats.org/drawingml/2006/picture">
                       <pic:pic>
                         <pic:nvPicPr>
-                          <pic:cNvPr id="0" name="5e81392e5c24ce45.png"/>
+                          <pic:cNvPr id="0" name="da292f9916c699fe.png"/>
                           <pic:cNvPicPr/>
                         </pic:nvPicPr>
                         <pic:blipFill>
@@ -2006,7 +2006,7 @@
                         <pic:spPr>
                           <a:xfrm>
                             <a:off x="0" y="0"/>
-                            <a:ext cx="271272" cy="216408"/>
+                            <a:ext cx="131064" cy="143256"/>
                           </a:xfrm>
                           <a:prstGeom prst="rect"/>
                         </pic:spPr>
@@ -2103,7 +2103,7 @@
             <w:r>
               <w:drawing>
                 <wp:inline xmlns:a="http://schemas.openxmlformats.org/drawingml/2006/main" xmlns:pic="http://schemas.openxmlformats.org/drawingml/2006/picture">
-                  <wp:extent cx="131064" cy="143256"/>
+                  <wp:extent cx="457200" cy="146304"/>
                   <wp:docPr id="22" name="Picture 22"/>
                   <wp:cNvGraphicFramePr>
                     <a:graphicFrameLocks noChangeAspect="1"/>
@@ -2112,7 +2112,7 @@
                     <a:graphicData uri="http://schemas.openxmlformats.org/drawingml/2006/picture">
                       <pic:pic>
                         <pic:nvPicPr>
-                          <pic:cNvPr id="0" name="da292f9916c699fe.png"/>
+                          <pic:cNvPr id="0" name="9847ffeec28a2f17.png"/>
                           <pic:cNvPicPr/>
                         </pic:nvPicPr>
                         <pic:blipFill>
@@ -2124,7 +2124,7 @@
                         <pic:spPr>
                           <a:xfrm>
                             <a:off x="0" y="0"/>
-                            <a:ext cx="131064" cy="143256"/>
+                            <a:ext cx="457200" cy="146304"/>
                           </a:xfrm>
                           <a:prstGeom prst="rect"/>
                         </pic:spPr>
